--- a/EXP21 oracle VB.docx
+++ b/EXP21 oracle VB.docx
@@ -1,6 +1,6 @@
 
 <file path=word/document.xml><?xml version="1.0" encoding="utf-8"?>
-<w:document xmlns:wpc="http://schemas.microsoft.com/office/word/2010/wordprocessingCanvas" xmlns:cx="http://schemas.microsoft.com/office/drawing/2014/chartex" xmlns:cx1="http://schemas.microsoft.com/office/drawing/2015/9/8/chartex" xmlns:cx2="http://schemas.microsoft.com/office/drawing/2015/10/21/chartex" xmlns:cx3="http://schemas.microsoft.com/office/drawing/2016/5/9/chartex" xmlns:cx4="http://schemas.microsoft.com/office/drawing/2016/5/10/chartex" xmlns:cx5="http://schemas.microsoft.com/office/drawing/2016/5/11/chartex" xmlns:cx6="http://schemas.microsoft.com/office/drawing/2016/5/12/chartex" xmlns:cx7="http://schemas.microsoft.com/office/drawing/2016/5/13/chartex" xmlns:cx8="http://schemas.microsoft.com/office/drawing/2016/5/14/chartex" xmlns:mc="http://schemas.openxmlformats.org/markup-compatibility/2006" xmlns:aink="http://schemas.microsoft.com/office/drawing/2016/ink" xmlns:am3d="http://schemas.microsoft.com/office/drawing/2017/model3d" xmlns:o="urn:schemas-microsoft-com:office:office" xmlns:oel="http://schemas.microsoft.com/office/2019/extlst" xmlns:r="http://schemas.openxmlformats.org/officeDocument/2006/relationships" xmlns:m="http://schemas.openxmlformats.org/officeDocument/2006/math" xmlns:v="urn:schemas-microsoft-com:vml" xmlns:wp14="http://schemas.microsoft.com/office/word/2010/wordprocessingDrawing" xmlns:wp="http://schemas.openxmlformats.org/drawingml/2006/wordprocessingDrawing" xmlns:w10="urn:schemas-microsoft-com:office:word" xmlns:w="http://schemas.openxmlformats.org/wordprocessingml/2006/main" xmlns:w14="http://schemas.microsoft.com/office/word/2010/wordml" xmlns:w15="http://schemas.microsoft.com/office/word/2012/wordml" xmlns:w16cei="http://schemas.microsoft.com/office/word/2026/wordml/cei" xmlns:w16cex="http://schemas.microsoft.com/office/word/2018/wordml/cex" xmlns:w16cid="http://schemas.microsoft.com/office/word/2016/wordml/cid" xmlns:w16="http://schemas.microsoft.com/office/word/2018/wordml" xmlns:w16du="http://schemas.microsoft.com/office/word/2023/wordml/word16du" xmlns:w16sdtdh="http://schemas.microsoft.com/office/word/2020/wordml/sdtdatahash" xmlns:w16sdtfl="http://schemas.microsoft.com/office/word/2024/wordml/sdtformatlock" xmlns:w16se="http://schemas.microsoft.com/office/word/2015/wordml/symex" xmlns:wpg="http://schemas.microsoft.com/office/word/2010/wordprocessingGroup" xmlns:wpi="http://schemas.microsoft.com/office/word/2010/wordprocessingInk" xmlns:wne="http://schemas.microsoft.com/office/word/2006/wordml" xmlns:wps="http://schemas.microsoft.com/office/word/2010/wordprocessingShape" mc:Ignorable="w14 w15 w16se w16cid w16 w16cex w16sdtdh w16sdtfl w16du wp14">
+<w:document xmlns:wpc="http://schemas.microsoft.com/office/word/2010/wordprocessingCanvas" xmlns:cx="http://schemas.microsoft.com/office/drawing/2014/chartex" xmlns:cx1="http://schemas.microsoft.com/office/drawing/2015/9/8/chartex" xmlns:cx2="http://schemas.microsoft.com/office/drawing/2015/10/21/chartex" xmlns:cx3="http://schemas.microsoft.com/office/drawing/2016/5/9/chartex" xmlns:cx4="http://schemas.microsoft.com/office/drawing/2016/5/10/chartex" xmlns:cx5="http://schemas.microsoft.com/office/drawing/2016/5/11/chartex" xmlns:cx6="http://schemas.microsoft.com/office/drawing/2016/5/12/chartex" xmlns:cx7="http://schemas.microsoft.com/office/drawing/2016/5/13/chartex" xmlns:cx8="http://schemas.microsoft.com/office/drawing/2016/5/14/chartex" xmlns:mc="http://schemas.openxmlformats.org/markup-compatibility/2006" xmlns:aink="http://schemas.microsoft.com/office/drawing/2016/ink" xmlns:am3d="http://schemas.microsoft.com/office/drawing/2017/model3d" xmlns:o="urn:schemas-microsoft-com:office:office" xmlns:oel="http://schemas.microsoft.com/office/2019/extlst" xmlns:r="http://schemas.openxmlformats.org/officeDocument/2006/relationships" xmlns:m="http://schemas.openxmlformats.org/officeDocument/2006/math" xmlns:v="urn:schemas-microsoft-com:vml" xmlns:wp14="http://schemas.microsoft.com/office/word/2010/wordprocessingDrawing" xmlns:wp="http://schemas.openxmlformats.org/drawingml/2006/wordprocessingDrawing" xmlns:w10="urn:schemas-microsoft-com:office:word" xmlns:w="http://schemas.openxmlformats.org/wordprocessingml/2006/main" xmlns:w14="http://schemas.microsoft.com/office/word/2010/wordml" xmlns:w15="http://schemas.microsoft.com/office/word/2012/wordml" xmlns:w16cex="http://schemas.microsoft.com/office/word/2018/wordml/cex" xmlns:w16cid="http://schemas.microsoft.com/office/word/2016/wordml/cid" xmlns:w16="http://schemas.microsoft.com/office/word/2018/wordml" xmlns:w16du="http://schemas.microsoft.com/office/word/2023/wordml/word16du" xmlns:w16sdtdh="http://schemas.microsoft.com/office/word/2020/wordml/sdtdatahash" xmlns:w16sdtfl="http://schemas.microsoft.com/office/word/2024/wordml/sdtformatlock" xmlns:w16se="http://schemas.microsoft.com/office/word/2015/wordml/symex" xmlns:wpg="http://schemas.microsoft.com/office/word/2010/wordprocessingGroup" xmlns:wpi="http://schemas.microsoft.com/office/word/2010/wordprocessingInk" xmlns:wne="http://schemas.microsoft.com/office/word/2006/wordml" xmlns:wps="http://schemas.microsoft.com/office/word/2010/wordprocessingShape" mc:Ignorable="w14 w15 w16se w16cid w16 w16cex w16sdtdh w16sdtfl w16du wp14">
   <w:body>
     <w:p>
       <w:pPr>
@@ -37,86 +37,42 @@
     </w:p>
     <w:p>
       <w:pPr>
-        <w:jc w:val="right"/>
-        <w:rPr>
-          <w:rFonts w:ascii="Times New Roman" w:hAnsi="Times New Roman" w:cs="Times New Roman"/>
-          <w:sz w:val="28"/>
-          <w:szCs w:val="28"/>
-          <w:lang w:val="en-US"/>
-        </w:rPr>
-      </w:pPr>
-      <w:proofErr w:type="gramStart"/>
-      <w:r>
-        <w:rPr>
-          <w:rFonts w:ascii="Times New Roman" w:hAnsi="Times New Roman" w:cs="Times New Roman"/>
-          <w:sz w:val="28"/>
-          <w:szCs w:val="28"/>
-          <w:lang w:val="en-US"/>
-        </w:rPr>
-        <w:t>Name :</w:t>
-      </w:r>
-      <w:proofErr w:type="gramEnd"/>
-      <w:r>
-        <w:rPr>
-          <w:rFonts w:ascii="Times New Roman" w:hAnsi="Times New Roman" w:cs="Times New Roman"/>
-          <w:sz w:val="28"/>
-          <w:szCs w:val="28"/>
-          <w:lang w:val="en-US"/>
-        </w:rPr>
-        <w:t xml:space="preserve"> </w:t>
-      </w:r>
-      <w:proofErr w:type="spellStart"/>
-      <w:r>
-        <w:rPr>
-          <w:rFonts w:ascii="Times New Roman" w:hAnsi="Times New Roman" w:cs="Times New Roman"/>
-          <w:sz w:val="28"/>
-          <w:szCs w:val="28"/>
-          <w:lang w:val="en-US"/>
-        </w:rPr>
-        <w:t>Oviya.P</w:t>
-      </w:r>
-      <w:proofErr w:type="spellEnd"/>
-    </w:p>
-    <w:p>
-      <w:pPr>
-        <w:tabs>
-          <w:tab w:val="right" w:pos="9026"/>
-        </w:tabs>
-        <w:jc w:val="right"/>
-        <w:rPr>
-          <w:rFonts w:ascii="Times New Roman" w:hAnsi="Times New Roman" w:cs="Times New Roman"/>
-          <w:sz w:val="28"/>
-          <w:szCs w:val="28"/>
-          <w:lang w:val="en-US"/>
-        </w:rPr>
-      </w:pPr>
-      <w:r>
-        <w:rPr>
-          <w:rFonts w:ascii="Times New Roman" w:hAnsi="Times New Roman" w:cs="Times New Roman"/>
-          <w:sz w:val="28"/>
-          <w:szCs w:val="28"/>
-          <w:lang w:val="en-US"/>
-        </w:rPr>
-        <w:t xml:space="preserve">Reg.no: </w:t>
-      </w:r>
-      <w:r>
-        <w:rPr>
-          <w:rFonts w:ascii="Times New Roman" w:hAnsi="Times New Roman" w:cs="Times New Roman"/>
-          <w:sz w:val="28"/>
-          <w:szCs w:val="28"/>
-          <w:lang w:val="en-US"/>
-        </w:rPr>
-        <w:t>192324086</w:t>
-      </w:r>
-    </w:p>
-    <w:p>
-      <w:pPr>
         <w:rPr>
           <w:rFonts w:ascii="Times New Roman" w:hAnsi="Times New Roman" w:cs="Times New Roman"/>
           <w:b/>
           <w:bCs/>
         </w:rPr>
       </w:pPr>
+      <w:r>
+        <w:object w:dxaOrig="1532" w:dyaOrig="994" w14:anchorId="40DBDA80">
+          <v:shapetype id="_x0000_t75" coordsize="21600,21600" o:spt="75" o:preferrelative="t" path="m@4@5l@4@11@9@11@9@5xe" filled="f" stroked="f">
+            <v:stroke joinstyle="miter"/>
+            <v:formulas>
+              <v:f eqn="if lineDrawn pixelLineWidth 0"/>
+              <v:f eqn="sum @0 1 0"/>
+              <v:f eqn="sum 0 0 @1"/>
+              <v:f eqn="prod @2 1 2"/>
+              <v:f eqn="prod @3 21600 pixelWidth"/>
+              <v:f eqn="prod @3 21600 pixelHeight"/>
+              <v:f eqn="sum @0 0 1"/>
+              <v:f eqn="prod @6 1 2"/>
+              <v:f eqn="prod @7 21600 pixelWidth"/>
+              <v:f eqn="sum @8 21600 0"/>
+              <v:f eqn="prod @7 21600 pixelHeight"/>
+              <v:f eqn="sum @10 21600 0"/>
+            </v:formulas>
+            <v:path o:extrusionok="f" gradientshapeok="t" o:connecttype="rect"/>
+            <o:lock v:ext="edit" aspectratio="t"/>
+          </v:shapetype>
+          <v:shape id="_x0000_i1025" type="#_x0000_t75" style="width:76.5pt;height:49.5pt" o:ole="">
+            <v:imagedata r:id="rId5" o:title=""/>
+          </v:shape>
+          <o:OLEObject Type="Embed" ProgID="PowerPoint.Show.12" ShapeID="_x0000_i1025" DrawAspect="Icon" ObjectID="_1849931705" r:id="rId6"/>
+        </w:object>
+      </w:r>
+      <w:r>
+        <w:t>s</w:t>
+      </w:r>
       <w:r>
         <w:rPr>
           <w:rFonts w:ascii="Times New Roman" w:hAnsi="Times New Roman" w:cs="Times New Roman"/>
@@ -221,21 +177,7 @@
         <w:rPr>
           <w:rFonts w:ascii="Times New Roman" w:hAnsi="Times New Roman" w:cs="Times New Roman"/>
         </w:rPr>
-        <w:t xml:space="preserve">Download and install Oracle </w:t>
-      </w:r>
-      <w:proofErr w:type="gramStart"/>
-      <w:r>
-        <w:rPr>
-          <w:rFonts w:ascii="Times New Roman" w:hAnsi="Times New Roman" w:cs="Times New Roman"/>
-        </w:rPr>
-        <w:t>VirtualBox  on</w:t>
-      </w:r>
-      <w:proofErr w:type="gramEnd"/>
-      <w:r>
-        <w:rPr>
-          <w:rFonts w:ascii="Times New Roman" w:hAnsi="Times New Roman" w:cs="Times New Roman"/>
-        </w:rPr>
-        <w:t xml:space="preserve"> the Windows system. </w:t>
+        <w:t xml:space="preserve">Download and install Oracle VirtualBox  on the Windows system. </w:t>
       </w:r>
     </w:p>
     <w:p>
@@ -392,7 +334,7 @@
                     <pic:cNvPicPr/>
                   </pic:nvPicPr>
                   <pic:blipFill>
-                    <a:blip r:embed="rId5"/>
+                    <a:blip r:embed="rId7"/>
                     <a:stretch>
                       <a:fillRect/>
                     </a:stretch>
@@ -448,7 +390,7 @@
                     <pic:cNvPicPr/>
                   </pic:nvPicPr>
                   <pic:blipFill>
-                    <a:blip r:embed="rId6"/>
+                    <a:blip r:embed="rId8"/>
                     <a:stretch>
                       <a:fillRect/>
                     </a:stretch>
@@ -497,7 +439,7 @@
                     <pic:cNvPicPr/>
                   </pic:nvPicPr>
                   <pic:blipFill>
-                    <a:blip r:embed="rId7"/>
+                    <a:blip r:embed="rId9"/>
                     <a:stretch>
                       <a:fillRect/>
                     </a:stretch>
@@ -552,7 +494,7 @@
                     <pic:cNvPicPr/>
                   </pic:nvPicPr>
                   <pic:blipFill>
-                    <a:blip r:embed="rId8"/>
+                    <a:blip r:embed="rId10"/>
                     <a:stretch>
                       <a:fillRect/>
                     </a:stretch>
@@ -601,7 +543,7 @@
                     <pic:cNvPicPr/>
                   </pic:nvPicPr>
                   <pic:blipFill>
-                    <a:blip r:embed="rId9"/>
+                    <a:blip r:embed="rId11"/>
                     <a:stretch>
                       <a:fillRect/>
                     </a:stretch>
@@ -657,7 +599,7 @@
                     <pic:cNvPicPr/>
                   </pic:nvPicPr>
                   <pic:blipFill>
-                    <a:blip r:embed="rId10"/>
+                    <a:blip r:embed="rId12"/>
                     <a:stretch>
                       <a:fillRect/>
                     </a:stretch>
@@ -696,7 +638,7 @@
 </file>
 
 <file path=word/numbering.xml><?xml version="1.0" encoding="utf-8"?>
-<w:numbering xmlns:wpc="http://schemas.microsoft.com/office/word/2010/wordprocessingCanvas" xmlns:cx="http://schemas.microsoft.com/office/drawing/2014/chartex" xmlns:cx1="http://schemas.microsoft.com/office/drawing/2015/9/8/chartex" xmlns:cx2="http://schemas.microsoft.com/office/drawing/2015/10/21/chartex" xmlns:cx3="http://schemas.microsoft.com/office/drawing/2016/5/9/chartex" xmlns:cx4="http://schemas.microsoft.com/office/drawing/2016/5/10/chartex" xmlns:cx5="http://schemas.microsoft.com/office/drawing/2016/5/11/chartex" xmlns:cx6="http://schemas.microsoft.com/office/drawing/2016/5/12/chartex" xmlns:cx7="http://schemas.microsoft.com/office/drawing/2016/5/13/chartex" xmlns:cx8="http://schemas.microsoft.com/office/drawing/2016/5/14/chartex" xmlns:mc="http://schemas.openxmlformats.org/markup-compatibility/2006" xmlns:aink="http://schemas.microsoft.com/office/drawing/2016/ink" xmlns:am3d="http://schemas.microsoft.com/office/drawing/2017/model3d" xmlns:o="urn:schemas-microsoft-com:office:office" xmlns:oel="http://schemas.microsoft.com/office/2019/extlst" xmlns:r="http://schemas.openxmlformats.org/officeDocument/2006/relationships" xmlns:m="http://schemas.openxmlformats.org/officeDocument/2006/math" xmlns:v="urn:schemas-microsoft-com:vml" xmlns:wp14="http://schemas.microsoft.com/office/word/2010/wordprocessingDrawing" xmlns:wp="http://schemas.openxmlformats.org/drawingml/2006/wordprocessingDrawing" xmlns:w10="urn:schemas-microsoft-com:office:word" xmlns:w="http://schemas.openxmlformats.org/wordprocessingml/2006/main" xmlns:w14="http://schemas.microsoft.com/office/word/2010/wordml" xmlns:w15="http://schemas.microsoft.com/office/word/2012/wordml" xmlns:w16cei="http://schemas.microsoft.com/office/word/2026/wordml/cei" xmlns:w16cex="http://schemas.microsoft.com/office/word/2018/wordml/cex" xmlns:w16cid="http://schemas.microsoft.com/office/word/2016/wordml/cid" xmlns:w16="http://schemas.microsoft.com/office/word/2018/wordml" xmlns:w16du="http://schemas.microsoft.com/office/word/2023/wordml/word16du" xmlns:w16sdtdh="http://schemas.microsoft.com/office/word/2020/wordml/sdtdatahash" xmlns:w16sdtfl="http://schemas.microsoft.com/office/word/2024/wordml/sdtformatlock" xmlns:w16se="http://schemas.microsoft.com/office/word/2015/wordml/symex" xmlns:wpg="http://schemas.microsoft.com/office/word/2010/wordprocessingGroup" xmlns:wpi="http://schemas.microsoft.com/office/word/2010/wordprocessingInk" xmlns:wne="http://schemas.microsoft.com/office/word/2006/wordml" xmlns:wps="http://schemas.microsoft.com/office/word/2010/wordprocessingShape" mc:Ignorable="w14 w15 w16se w16cid w16 w16cex w16sdtdh w16sdtfl w16du wp14">
+<w:numbering xmlns:wpc="http://schemas.microsoft.com/office/word/2010/wordprocessingCanvas" xmlns:cx="http://schemas.microsoft.com/office/drawing/2014/chartex" xmlns:cx1="http://schemas.microsoft.com/office/drawing/2015/9/8/chartex" xmlns:cx2="http://schemas.microsoft.com/office/drawing/2015/10/21/chartex" xmlns:cx3="http://schemas.microsoft.com/office/drawing/2016/5/9/chartex" xmlns:cx4="http://schemas.microsoft.com/office/drawing/2016/5/10/chartex" xmlns:cx5="http://schemas.microsoft.com/office/drawing/2016/5/11/chartex" xmlns:cx6="http://schemas.microsoft.com/office/drawing/2016/5/12/chartex" xmlns:cx7="http://schemas.microsoft.com/office/drawing/2016/5/13/chartex" xmlns:cx8="http://schemas.microsoft.com/office/drawing/2016/5/14/chartex" xmlns:mc="http://schemas.openxmlformats.org/markup-compatibility/2006" xmlns:aink="http://schemas.microsoft.com/office/drawing/2016/ink" xmlns:am3d="http://schemas.microsoft.com/office/drawing/2017/model3d" xmlns:o="urn:schemas-microsoft-com:office:office" xmlns:oel="http://schemas.microsoft.com/office/2019/extlst" xmlns:r="http://schemas.openxmlformats.org/officeDocument/2006/relationships" xmlns:m="http://schemas.openxmlformats.org/officeDocument/2006/math" xmlns:v="urn:schemas-microsoft-com:vml" xmlns:wp14="http://schemas.microsoft.com/office/word/2010/wordprocessingDrawing" xmlns:wp="http://schemas.openxmlformats.org/drawingml/2006/wordprocessingDrawing" xmlns:w10="urn:schemas-microsoft-com:office:word" xmlns:w="http://schemas.openxmlformats.org/wordprocessingml/2006/main" xmlns:w14="http://schemas.microsoft.com/office/word/2010/wordml" xmlns:w15="http://schemas.microsoft.com/office/word/2012/wordml" xmlns:w16cex="http://schemas.microsoft.com/office/word/2018/wordml/cex" xmlns:w16cid="http://schemas.microsoft.com/office/word/2016/wordml/cid" xmlns:w16="http://schemas.microsoft.com/office/word/2018/wordml" xmlns:w16du="http://schemas.microsoft.com/office/word/2023/wordml/word16du" xmlns:w16sdtdh="http://schemas.microsoft.com/office/word/2020/wordml/sdtdatahash" xmlns:w16sdtfl="http://schemas.microsoft.com/office/word/2024/wordml/sdtformatlock" xmlns:w16se="http://schemas.microsoft.com/office/word/2015/wordml/symex" xmlns:wpg="http://schemas.microsoft.com/office/word/2010/wordprocessingGroup" xmlns:wpi="http://schemas.microsoft.com/office/word/2010/wordprocessingInk" xmlns:wne="http://schemas.microsoft.com/office/word/2006/wordml" xmlns:wps="http://schemas.microsoft.com/office/word/2010/wordprocessingShape" mc:Ignorable="w14 w15 w16se w16cid w16 w16cex w16sdtdh w16sdtfl w16du wp14">
   <w:abstractNum w:abstractNumId="0" w15:restartNumberingAfterBreak="0">
     <w:nsid w:val="1BD619BD"/>
     <w:multiLevelType w:val="multilevel"/>
